--- a/templates/LSB_TEMPLATE_TPL.docx
+++ b/templates/LSB_TEMPLATE_TPL.docx
@@ -10,7 +10,7 @@
           <w:color w:val="2A2A2A"/>
           <w:sz w:val="28"/>
         </w:rPr>
-        <w:t>{{ lsb_title }}</w:t>
+        <w:t>{{ heading }}</w:t>
       </w:r>
     </w:p>
     <w:p/>
@@ -21,7 +21,7 @@
           <w:color w:val="2A2A2A"/>
           <w:sz w:val="20"/>
         </w:rPr>
-        <w:t>{{r dear_line }}</w:t>
+        <w:t>{{r greeting }}</w:t>
       </w:r>
     </w:p>
     <w:p/>
@@ -32,7 +32,7 @@
           <w:color w:val="2A2A2A"/>
           <w:sz w:val="20"/>
         </w:rPr>
-        <w:t>This letter confirms your assignment as {{ role_label }} for the {{ competition_name }}.</w:t>
+        <w:t>This letter confirms your assignment as {{ role }} for the {{ competition }}.</w:t>
       </w:r>
     </w:p>
     <w:p/>
@@ -199,7 +199,7 @@
           <w:color w:val="2A2A2A"/>
           <w:sz w:val="20"/>
         </w:rPr>
-        <w:t>Below list the details of payment you will receive as {{ role_label }} assigned to the competition listed above:</w:t>
+        <w:t>Below list the details of payment you will receive as {{ role }} assigned to the competition listed above:</w:t>
       </w:r>
     </w:p>
     <w:p/>
@@ -210,7 +210,7 @@
           <w:color w:val="2A2A2A"/>
           <w:sz w:val="20"/>
         </w:rPr>
-        <w:t>{%p for fee in fee_lines %}</w:t>
+        <w:t>{%p for fee in payment_lines %}</w:t>
       </w:r>
     </w:p>
     <w:p>
@@ -254,7 +254,7 @@
           <w:color w:val="2A2A2A"/>
           <w:sz w:val="20"/>
         </w:rPr>
-        <w:t>{{ signature_line }}</w:t>
+        <w:t>{{ signature }}</w:t>
       </w:r>
     </w:p>
     <w:sectPr>

--- a/templates/LSB_TEMPLATE_TPL.docx
+++ b/templates/LSB_TEMPLATE_TPL.docx
@@ -11,15 +11,6 @@
           <w:szCs w:val="24"/>
         </w:rPr>
       </w:pPr>
-      <w:r>
-        <w:rPr>
-          <w:rFonts w:ascii="Univers" w:hAnsi="Univers"/>
-          <w:b/>
-          <w:color w:val="2A2A2A"/>
-          <w:sz w:val="28"/>
-        </w:rPr>
-        <w:t>{{ heading }}</w:t>
-      </w:r>
     </w:p>
     <w:p>
       <w:pPr>
@@ -33,6 +24,15 @@
           <w:lang w:val="en-US"/>
         </w:rPr>
       </w:pPr>
+      <w:r>
+        <w:rPr>
+          <w:rFonts w:ascii="Univers" w:hAnsi="Univers"/>
+          <w:b/>
+          <w:color w:val="2A2A2A"/>
+          <w:sz w:val="28"/>
+        </w:rPr>
+        <w:t>{{ heading }}</w:t>
+      </w:r>
     </w:p>
     <w:p>
       <w:pPr>
@@ -46,13 +46,6 @@
           <w:lang w:val="en-US"/>
         </w:rPr>
       </w:pPr>
-      <w:r>
-        <w:rPr>
-          <w:rFonts w:ascii="Univers" w:hAnsi="Univers"/>
-          <w:color w:val="2A2A2A"/>
-        </w:rPr>
-        <w:t>{{r greeting }}</w:t>
-      </w:r>
     </w:p>
     <w:p>
       <w:pPr>
@@ -66,6 +59,13 @@
           <w:lang w:val="en-US"/>
         </w:rPr>
       </w:pPr>
+      <w:r>
+        <w:rPr>
+          <w:rFonts w:ascii="Univers" w:hAnsi="Univers"/>
+          <w:color w:val="2A2A2A"/>
+        </w:rPr>
+        <w:t>{{r greeting }}</w:t>
+      </w:r>
     </w:p>
     <w:p>
       <w:pPr>
@@ -79,14 +79,6 @@
           <w:lang w:val="en-US"/>
         </w:rPr>
       </w:pPr>
-      <w:r>
-        <w:rPr>
-          <w:rFonts w:ascii="Univers" w:hAnsi="Univers"/>
-          <w:color w:val="2A2A2A"/>
-          <w:sz w:val="20"/>
-        </w:rPr>
-        <w:t>This letter confirms your assignment as {{ role }} for the {{ competition }}.</w:t>
-      </w:r>
     </w:p>
     <w:p>
       <w:pPr>
@@ -100,6 +92,14 @@
           <w:lang w:val="en-US"/>
         </w:rPr>
       </w:pPr>
+      <w:r>
+        <w:rPr>
+          <w:rFonts w:ascii="Univers" w:hAnsi="Univers"/>
+          <w:color w:val="2A2A2A"/>
+          <w:sz w:val="20"/>
+        </w:rPr>
+        <w:t>This letter confirms your assignment as {{ role }} for the {{ competition }}.</w:t>
+      </w:r>
     </w:p>
     <w:p>
       <w:pPr>
@@ -113,13 +113,6 @@
           <w:lang w:val="en-US"/>
         </w:rPr>
       </w:pPr>
-      <w:r>
-        <w:rPr>
-          <w:rFonts w:ascii="Univers" w:hAnsi="Univers"/>
-          <w:color w:val="2A2A2A"/>
-        </w:rPr>
-        <w:t>{%p if location %}</w:t>
-      </w:r>
     </w:p>
     <w:p>
       <w:pPr>
@@ -137,9 +130,8 @@
         <w:rPr>
           <w:rFonts w:ascii="Univers" w:hAnsi="Univers"/>
           <w:color w:val="2A2A2A"/>
-          <w:sz w:val="20"/>
-        </w:rPr>
-        <w:t xml:space="preserve">  •  Location: {{ location }}</w:t>
+        </w:rPr>
+        <w:t>{%p if location %}</w:t>
       </w:r>
     </w:p>
     <w:p>
@@ -158,8 +150,9 @@
         <w:rPr>
           <w:rFonts w:ascii="Univers" w:hAnsi="Univers"/>
           <w:color w:val="2A2A2A"/>
-        </w:rPr>
-        <w:t>{%p endif %}</w:t>
+          <w:sz w:val="20"/>
+        </w:rPr>
+        <w:t xml:space="preserve">  •  Location: {{ location }}</w:t>
       </w:r>
     </w:p>
     <w:p>
@@ -179,7 +172,7 @@
           <w:rFonts w:ascii="Univers" w:hAnsi="Univers"/>
           <w:color w:val="2A2A2A"/>
         </w:rPr>
-        <w:t>{%p if venue %}</w:t>
+        <w:t>{%p endif %}</w:t>
       </w:r>
     </w:p>
     <w:p>
@@ -198,9 +191,8 @@
         <w:rPr>
           <w:rFonts w:ascii="Univers" w:hAnsi="Univers"/>
           <w:color w:val="2A2A2A"/>
-          <w:sz w:val="20"/>
-        </w:rPr>
-        <w:t xml:space="preserve">  •  Venue: {{ venue }}</w:t>
+        </w:rPr>
+        <w:t>{%p if venue %}</w:t>
       </w:r>
     </w:p>
     <w:p>
@@ -219,8 +211,9 @@
         <w:rPr>
           <w:rFonts w:ascii="Univers" w:hAnsi="Univers"/>
           <w:color w:val="2A2A2A"/>
-        </w:rPr>
-        <w:t>{%p endif %}</w:t>
+          <w:sz w:val="20"/>
+        </w:rPr>
+        <w:t xml:space="preserve">  •  Venue: {{ venue }}</w:t>
       </w:r>
     </w:p>
     <w:p>
@@ -240,7 +233,7 @@
           <w:rFonts w:ascii="Univers" w:hAnsi="Univers"/>
           <w:color w:val="2A2A2A"/>
         </w:rPr>
-        <w:t>{%p if arrival_date %}</w:t>
+        <w:t>{%p endif %}</w:t>
       </w:r>
     </w:p>
     <w:p>
@@ -259,9 +252,8 @@
         <w:rPr>
           <w:rFonts w:ascii="Univers" w:hAnsi="Univers"/>
           <w:color w:val="2A2A2A"/>
-          <w:sz w:val="20"/>
-        </w:rPr>
-        <w:t xml:space="preserve">  •  Arrival Date: {{ arrival_date }}</w:t>
+        </w:rPr>
+        <w:t>{%p if arrival_date %}</w:t>
       </w:r>
     </w:p>
     <w:p>
@@ -280,8 +272,9 @@
         <w:rPr>
           <w:rFonts w:ascii="Univers" w:hAnsi="Univers"/>
           <w:color w:val="2A2A2A"/>
-        </w:rPr>
-        <w:t>{%p endif %}</w:t>
+          <w:sz w:val="20"/>
+        </w:rPr>
+        <w:t xml:space="preserve">  •  Arrival Date: {{ arrival_date }}</w:t>
       </w:r>
     </w:p>
     <w:p>
@@ -301,7 +294,7 @@
           <w:rFonts w:ascii="Univers" w:hAnsi="Univers"/>
           <w:color w:val="2A2A2A"/>
         </w:rPr>
-        <w:t>{%p if departure_date %}</w:t>
+        <w:t>{%p endif %}</w:t>
       </w:r>
     </w:p>
     <w:p>
@@ -320,9 +313,8 @@
         <w:rPr>
           <w:rFonts w:ascii="Univers" w:hAnsi="Univers"/>
           <w:color w:val="2A2A2A"/>
-          <w:sz w:val="20"/>
-        </w:rPr>
-        <w:t xml:space="preserve">  •  Departure Date: {{ departure_date }}</w:t>
+        </w:rPr>
+        <w:t>{%p if departure_date %}</w:t>
       </w:r>
     </w:p>
     <w:p>
@@ -341,8 +333,9 @@
         <w:rPr>
           <w:rFonts w:ascii="Univers" w:hAnsi="Univers"/>
           <w:color w:val="2A2A2A"/>
-        </w:rPr>
-        <w:t>{%p endif %}</w:t>
+          <w:sz w:val="20"/>
+        </w:rPr>
+        <w:t xml:space="preserve">  •  Departure Date: {{ departure_date }}</w:t>
       </w:r>
     </w:p>
     <w:p>
@@ -357,6 +350,13 @@
           <w:lang w:val="en-US"/>
         </w:rPr>
       </w:pPr>
+      <w:r>
+        <w:rPr>
+          <w:rFonts w:ascii="Univers" w:hAnsi="Univers"/>
+          <w:color w:val="2A2A2A"/>
+        </w:rPr>
+        <w:t>{%p endif %}</w:t>
+      </w:r>
     </w:p>
     <w:p>
       <w:pPr>
@@ -375,13 +375,12 @@
           <w:rFonts w:ascii="Univers" w:hAnsi="Univers"/>
           <w:color w:val="2A2A2A"/>
         </w:rPr>
-        <w:t>{%p for game in game_dates %}</w:t>
+        <w:t>{%p if game_dates %}</w:t>
       </w:r>
     </w:p>
     <w:p>
       <w:pPr>
         <w:spacing w:after="0" w:line="240" w:lineRule="auto"/>
-        <w:jc w:val="center"/>
         <w:rPr>
           <w:b/>
           <w:bCs/>
@@ -391,14 +390,6 @@
           <w:lang w:val="en-US"/>
         </w:rPr>
       </w:pPr>
-      <w:r>
-        <w:rPr>
-          <w:rFonts w:ascii="Univers" w:hAnsi="Univers"/>
-          <w:color w:val="2A2A2A"/>
-          <w:sz w:val="20"/>
-        </w:rPr>
-        <w:t>{{r game }}</w:t>
-      </w:r>
     </w:p>
     <w:p>
       <w:pPr>
@@ -417,12 +408,13 @@
           <w:rFonts w:ascii="Univers" w:hAnsi="Univers"/>
           <w:color w:val="2A2A2A"/>
         </w:rPr>
-        <w:t>{%p endfor %}</w:t>
+        <w:t>{%p for game in game_dates %}</w:t>
       </w:r>
     </w:p>
     <w:p>
       <w:pPr>
         <w:spacing w:after="0" w:line="240" w:lineRule="auto"/>
+        <w:jc w:val="center"/>
         <w:rPr>
           <w:b/>
           <w:bCs/>
@@ -432,6 +424,14 @@
           <w:lang w:val="en-US"/>
         </w:rPr>
       </w:pPr>
+      <w:r>
+        <w:rPr>
+          <w:rFonts w:ascii="Univers" w:hAnsi="Univers"/>
+          <w:color w:val="2A2A2A"/>
+          <w:sz w:val="20"/>
+        </w:rPr>
+        <w:t>{{r game }}</w:t>
+      </w:r>
     </w:p>
     <w:p>
       <w:pPr>
@@ -449,9 +449,8 @@
         <w:rPr>
           <w:rFonts w:ascii="Univers" w:hAnsi="Univers"/>
           <w:color w:val="2A2A2A"/>
-          <w:sz w:val="20"/>
-        </w:rPr>
-        <w:t>Below list the details of payment you will receive as {{ role }} assigned to the competition listed above:</w:t>
+        </w:rPr>
+        <w:t>{%p endfor %}</w:t>
       </w:r>
     </w:p>
     <w:p>
@@ -466,6 +465,13 @@
           <w:lang w:val="en-US"/>
         </w:rPr>
       </w:pPr>
+      <w:r>
+        <w:rPr>
+          <w:rFonts w:ascii="Univers" w:hAnsi="Univers"/>
+          <w:color w:val="2A2A2A"/>
+        </w:rPr>
+        <w:t>{%p endif %}</w:t>
+      </w:r>
     </w:p>
     <w:p>
       <w:pPr>
@@ -479,13 +485,6 @@
           <w:lang w:val="en-US"/>
         </w:rPr>
       </w:pPr>
-      <w:r>
-        <w:rPr>
-          <w:rFonts w:ascii="Univers" w:hAnsi="Univers"/>
-          <w:color w:val="2A2A2A"/>
-        </w:rPr>
-        <w:t>{%p for fee in payment_lines %}</w:t>
-      </w:r>
     </w:p>
     <w:p>
       <w:pPr>
@@ -505,7 +504,7 @@
           <w:color w:val="2A2A2A"/>
           <w:sz w:val="20"/>
         </w:rPr>
-        <w:t>{{r fee }}</w:t>
+        <w:t>Below list the details of payment you will receive as {{ role }} assigned to the competition listed above:</w:t>
       </w:r>
     </w:p>
     <w:p>
@@ -520,13 +519,6 @@
           <w:lang w:val="en-US"/>
         </w:rPr>
       </w:pPr>
-      <w:r>
-        <w:rPr>
-          <w:rFonts w:ascii="Univers" w:hAnsi="Univers"/>
-          <w:color w:val="2A2A2A"/>
-        </w:rPr>
-        <w:t>{%p endfor %}</w:t>
-      </w:r>
     </w:p>
     <w:p>
       <w:pPr>
@@ -540,6 +532,13 @@
           <w:lang w:val="en-US"/>
         </w:rPr>
       </w:pPr>
+      <w:r>
+        <w:rPr>
+          <w:rFonts w:ascii="Univers" w:hAnsi="Univers"/>
+          <w:color w:val="2A2A2A"/>
+        </w:rPr>
+        <w:t>{%p for fee in payment_lines %}</w:t>
+      </w:r>
     </w:p>
     <w:p>
       <w:pPr>
@@ -559,7 +558,7 @@
           <w:color w:val="2A2A2A"/>
           <w:sz w:val="20"/>
         </w:rPr>
-        <w:t>Thank you for your commitment and professionalism.</w:t>
+        <w:t>{{r fee }}</w:t>
       </w:r>
     </w:p>
     <w:p>
@@ -574,6 +573,13 @@
           <w:lang w:val="en-US"/>
         </w:rPr>
       </w:pPr>
+      <w:r>
+        <w:rPr>
+          <w:rFonts w:ascii="Univers" w:hAnsi="Univers"/>
+          <w:color w:val="2A2A2A"/>
+        </w:rPr>
+        <w:t>{%p endfor %}</w:t>
+      </w:r>
     </w:p>
     <w:p>
       <w:pPr>
@@ -588,6 +594,33 @@
         </w:rPr>
       </w:pPr>
     </w:p>
+    <w:p>
+      <w:pPr>
+        <w:spacing w:after="0" w:line="240" w:lineRule="auto"/>
+        <w:rPr>
+          <w:b/>
+          <w:bCs/>
+          <w:caps/>
+          <w:sz w:val="24"/>
+          <w:szCs w:val="24"/>
+          <w:lang w:val="en-US"/>
+        </w:rPr>
+      </w:pPr>
+      <w:r>
+        <w:rPr>
+          <w:rFonts w:ascii="Univers" w:hAnsi="Univers"/>
+          <w:color w:val="2A2A2A"/>
+          <w:sz w:val="20"/>
+        </w:rPr>
+        <w:t>Thank you for your commitment and professionalism.</w:t>
+      </w:r>
+    </w:p>
+    <w:p/>
+    <w:p/>
+    <w:p/>
+    <w:p/>
+    <w:p/>
+    <w:p/>
     <w:p>
       <w:pPr>
         <w:spacing w:after="0" w:line="240" w:lineRule="auto"/>

--- a/templates/LSB_TEMPLATE_TPL.docx
+++ b/templates/LSB_TEMPLATE_TPL.docx
@@ -24,19 +24,10 @@
           <w:lang w:val="en-US"/>
         </w:rPr>
       </w:pPr>
-      <w:r>
-        <w:rPr>
-          <w:rFonts w:ascii="Univers" w:hAnsi="Univers"/>
-          <w:b/>
-          <w:color w:val="2A2A2A"/>
-          <w:sz w:val="28"/>
-        </w:rPr>
-        <w:t>{{ heading }}</w:t>
-      </w:r>
     </w:p>
     <w:p>
       <w:pPr>
-        <w:spacing w:after="0" w:line="240" w:lineRule="auto"/>
+        <w:spacing w:after="120" w:line="240" w:lineRule="auto"/>
         <w:rPr>
           <w:b/>
           <w:bCs/>
@@ -46,6 +37,15 @@
           <w:lang w:val="en-US"/>
         </w:rPr>
       </w:pPr>
+      <w:r>
+        <w:rPr>
+          <w:rFonts w:ascii="Univers" w:hAnsi="Univers"/>
+          <w:b/>
+          <w:color w:val="2A2A2A"/>
+          <w:sz w:val="28"/>
+        </w:rPr>
+        <w:t>{{ heading }}</w:t>
+      </w:r>
     </w:p>
     <w:p>
       <w:pPr>
@@ -59,17 +59,10 @@
           <w:lang w:val="en-US"/>
         </w:rPr>
       </w:pPr>
-      <w:r>
-        <w:rPr>
-          <w:rFonts w:ascii="Univers" w:hAnsi="Univers"/>
-          <w:color w:val="2A2A2A"/>
-        </w:rPr>
-        <w:t>{{r greeting }}</w:t>
-      </w:r>
     </w:p>
     <w:p>
       <w:pPr>
-        <w:spacing w:after="0" w:line="240" w:lineRule="auto"/>
+        <w:spacing w:after="120" w:line="240" w:lineRule="auto"/>
         <w:rPr>
           <w:b/>
           <w:bCs/>
@@ -79,6 +72,13 @@
           <w:lang w:val="en-US"/>
         </w:rPr>
       </w:pPr>
+      <w:r>
+        <w:rPr>
+          <w:rFonts w:ascii="Univers" w:hAnsi="Univers"/>
+          <w:color w:val="2A2A2A"/>
+        </w:rPr>
+        <w:t>{{r greeting }}</w:t>
+      </w:r>
     </w:p>
     <w:p>
       <w:pPr>
@@ -92,18 +92,10 @@
           <w:lang w:val="en-US"/>
         </w:rPr>
       </w:pPr>
-      <w:r>
-        <w:rPr>
-          <w:rFonts w:ascii="Univers" w:hAnsi="Univers"/>
-          <w:color w:val="2A2A2A"/>
-          <w:sz w:val="20"/>
-        </w:rPr>
-        <w:t>This letter confirms your assignment as {{ role }} for the {{ competition }}.</w:t>
-      </w:r>
     </w:p>
     <w:p>
       <w:pPr>
-        <w:spacing w:after="0" w:line="240" w:lineRule="auto"/>
+        <w:spacing w:after="120" w:line="240" w:lineRule="auto"/>
         <w:rPr>
           <w:b/>
           <w:bCs/>
@@ -113,6 +105,14 @@
           <w:lang w:val="en-US"/>
         </w:rPr>
       </w:pPr>
+      <w:r>
+        <w:rPr>
+          <w:rFonts w:ascii="Univers" w:hAnsi="Univers"/>
+          <w:color w:val="2A2A2A"/>
+          <w:sz w:val="20"/>
+        </w:rPr>
+        <w:t>This letter confirms your assignment as {{ role }} for the {{ competition }}.</w:t>
+      </w:r>
     </w:p>
     <w:p>
       <w:pPr>
@@ -126,13 +126,6 @@
           <w:lang w:val="en-US"/>
         </w:rPr>
       </w:pPr>
-      <w:r>
-        <w:rPr>
-          <w:rFonts w:ascii="Univers" w:hAnsi="Univers"/>
-          <w:color w:val="2A2A2A"/>
-        </w:rPr>
-        <w:t>{%p if location %}</w:t>
-      </w:r>
     </w:p>
     <w:p>
       <w:pPr>
@@ -150,14 +143,13 @@
         <w:rPr>
           <w:rFonts w:ascii="Univers" w:hAnsi="Univers"/>
           <w:color w:val="2A2A2A"/>
-          <w:sz w:val="20"/>
-        </w:rPr>
-        <w:t xml:space="preserve">  •  Location: {{ location }}</w:t>
+        </w:rPr>
+        <w:t>{%p if location %}</w:t>
       </w:r>
     </w:p>
     <w:p>
       <w:pPr>
-        <w:spacing w:after="0" w:line="240" w:lineRule="auto"/>
+        <w:spacing w:after="120" w:line="240" w:lineRule="auto"/>
         <w:rPr>
           <w:b/>
           <w:bCs/>
@@ -171,8 +163,9 @@
         <w:rPr>
           <w:rFonts w:ascii="Univers" w:hAnsi="Univers"/>
           <w:color w:val="2A2A2A"/>
-        </w:rPr>
-        <w:t>{%p endif %}</w:t>
+          <w:sz w:val="20"/>
+        </w:rPr>
+        <w:t xml:space="preserve">  •  Location: {{ location }}</w:t>
       </w:r>
     </w:p>
     <w:p>
@@ -192,7 +185,7 @@
           <w:rFonts w:ascii="Univers" w:hAnsi="Univers"/>
           <w:color w:val="2A2A2A"/>
         </w:rPr>
-        <w:t>{%p if venue %}</w:t>
+        <w:t>{%p endif %}</w:t>
       </w:r>
     </w:p>
     <w:p>
@@ -211,14 +204,13 @@
         <w:rPr>
           <w:rFonts w:ascii="Univers" w:hAnsi="Univers"/>
           <w:color w:val="2A2A2A"/>
-          <w:sz w:val="20"/>
-        </w:rPr>
-        <w:t xml:space="preserve">  •  Venue: {{ venue }}</w:t>
+        </w:rPr>
+        <w:t>{%p if venue %}</w:t>
       </w:r>
     </w:p>
     <w:p>
       <w:pPr>
-        <w:spacing w:after="0" w:line="240" w:lineRule="auto"/>
+        <w:spacing w:after="120" w:line="240" w:lineRule="auto"/>
         <w:rPr>
           <w:b/>
           <w:bCs/>
@@ -232,8 +224,9 @@
         <w:rPr>
           <w:rFonts w:ascii="Univers" w:hAnsi="Univers"/>
           <w:color w:val="2A2A2A"/>
-        </w:rPr>
-        <w:t>{%p endif %}</w:t>
+          <w:sz w:val="20"/>
+        </w:rPr>
+        <w:t xml:space="preserve">  •  Venue: {{ venue }}</w:t>
       </w:r>
     </w:p>
     <w:p>
@@ -253,7 +246,7 @@
           <w:rFonts w:ascii="Univers" w:hAnsi="Univers"/>
           <w:color w:val="2A2A2A"/>
         </w:rPr>
-        <w:t>{%p if arrival_date %}</w:t>
+        <w:t>{%p endif %}</w:t>
       </w:r>
     </w:p>
     <w:p>
@@ -272,14 +265,13 @@
         <w:rPr>
           <w:rFonts w:ascii="Univers" w:hAnsi="Univers"/>
           <w:color w:val="2A2A2A"/>
-          <w:sz w:val="20"/>
-        </w:rPr>
-        <w:t xml:space="preserve">  •  Arrival Date: {{ arrival_date }}</w:t>
+        </w:rPr>
+        <w:t>{%p if arrival_date %}</w:t>
       </w:r>
     </w:p>
     <w:p>
       <w:pPr>
-        <w:spacing w:after="0" w:line="240" w:lineRule="auto"/>
+        <w:spacing w:after="120" w:line="240" w:lineRule="auto"/>
         <w:rPr>
           <w:b/>
           <w:bCs/>
@@ -293,8 +285,9 @@
         <w:rPr>
           <w:rFonts w:ascii="Univers" w:hAnsi="Univers"/>
           <w:color w:val="2A2A2A"/>
-        </w:rPr>
-        <w:t>{%p endif %}</w:t>
+          <w:sz w:val="20"/>
+        </w:rPr>
+        <w:t xml:space="preserve">  •  Arrival Date: {{ arrival_date }}</w:t>
       </w:r>
     </w:p>
     <w:p>
@@ -314,7 +307,7 @@
           <w:rFonts w:ascii="Univers" w:hAnsi="Univers"/>
           <w:color w:val="2A2A2A"/>
         </w:rPr>
-        <w:t>{%p if departure_date %}</w:t>
+        <w:t>{%p endif %}</w:t>
       </w:r>
     </w:p>
     <w:p>
@@ -333,14 +326,13 @@
         <w:rPr>
           <w:rFonts w:ascii="Univers" w:hAnsi="Univers"/>
           <w:color w:val="2A2A2A"/>
-          <w:sz w:val="20"/>
-        </w:rPr>
-        <w:t xml:space="preserve">  •  Departure Date: {{ departure_date }}</w:t>
+        </w:rPr>
+        <w:t>{%p if departure_date %}</w:t>
       </w:r>
     </w:p>
     <w:p>
       <w:pPr>
-        <w:spacing w:after="0" w:line="240" w:lineRule="auto"/>
+        <w:spacing w:after="120" w:line="240" w:lineRule="auto"/>
         <w:rPr>
           <w:b/>
           <w:bCs/>
@@ -354,8 +346,9 @@
         <w:rPr>
           <w:rFonts w:ascii="Univers" w:hAnsi="Univers"/>
           <w:color w:val="2A2A2A"/>
-        </w:rPr>
-        <w:t>{%p endif %}</w:t>
+          <w:sz w:val="20"/>
+        </w:rPr>
+        <w:t xml:space="preserve">  •  Departure Date: {{ departure_date }}</w:t>
       </w:r>
     </w:p>
     <w:p>
@@ -375,7 +368,7 @@
           <w:rFonts w:ascii="Univers" w:hAnsi="Univers"/>
           <w:color w:val="2A2A2A"/>
         </w:rPr>
-        <w:t>{%p if game_dates %}</w:t>
+        <w:t>{%p endif %}</w:t>
       </w:r>
     </w:p>
     <w:p>
@@ -390,6 +383,13 @@
           <w:lang w:val="en-US"/>
         </w:rPr>
       </w:pPr>
+      <w:r>
+        <w:rPr>
+          <w:rFonts w:ascii="Univers" w:hAnsi="Univers"/>
+          <w:color w:val="2A2A2A"/>
+        </w:rPr>
+        <w:t>{%p if game_dates %}</w:t>
+      </w:r>
     </w:p>
     <w:p>
       <w:pPr>
@@ -403,18 +403,10 @@
           <w:lang w:val="en-US"/>
         </w:rPr>
       </w:pPr>
-      <w:r>
-        <w:rPr>
-          <w:rFonts w:ascii="Univers" w:hAnsi="Univers"/>
-          <w:color w:val="2A2A2A"/>
-        </w:rPr>
-        <w:t>{%p for game in game_dates %}</w:t>
-      </w:r>
     </w:p>
     <w:p>
       <w:pPr>
         <w:spacing w:after="0" w:line="240" w:lineRule="auto"/>
-        <w:jc w:val="center"/>
         <w:rPr>
           <w:b/>
           <w:bCs/>
@@ -428,14 +420,14 @@
         <w:rPr>
           <w:rFonts w:ascii="Univers" w:hAnsi="Univers"/>
           <w:color w:val="2A2A2A"/>
-          <w:sz w:val="20"/>
-        </w:rPr>
-        <w:t>{{r game }}</w:t>
+        </w:rPr>
+        <w:t>{%p for game in game_dates %}</w:t>
       </w:r>
     </w:p>
     <w:p>
       <w:pPr>
-        <w:spacing w:after="0" w:line="240" w:lineRule="auto"/>
+        <w:spacing w:after="120" w:line="240" w:lineRule="auto"/>
+        <w:jc w:val="center"/>
         <w:rPr>
           <w:b/>
           <w:bCs/>
@@ -449,8 +441,9 @@
         <w:rPr>
           <w:rFonts w:ascii="Univers" w:hAnsi="Univers"/>
           <w:color w:val="2A2A2A"/>
-        </w:rPr>
-        <w:t>{%p endfor %}</w:t>
+          <w:sz w:val="20"/>
+        </w:rPr>
+        <w:t>{{r game }}</w:t>
       </w:r>
     </w:p>
     <w:p>
@@ -470,7 +463,7 @@
           <w:rFonts w:ascii="Univers" w:hAnsi="Univers"/>
           <w:color w:val="2A2A2A"/>
         </w:rPr>
-        <w:t>{%p endif %}</w:t>
+        <w:t>{%p endfor %}</w:t>
       </w:r>
     </w:p>
     <w:p>
@@ -485,6 +478,13 @@
           <w:lang w:val="en-US"/>
         </w:rPr>
       </w:pPr>
+      <w:r>
+        <w:rPr>
+          <w:rFonts w:ascii="Univers" w:hAnsi="Univers"/>
+          <w:color w:val="2A2A2A"/>
+        </w:rPr>
+        <w:t>{%p endif %}</w:t>
+      </w:r>
     </w:p>
     <w:p>
       <w:pPr>
@@ -498,18 +498,10 @@
           <w:lang w:val="en-US"/>
         </w:rPr>
       </w:pPr>
-      <w:r>
-        <w:rPr>
-          <w:rFonts w:ascii="Univers" w:hAnsi="Univers"/>
-          <w:color w:val="2A2A2A"/>
-          <w:sz w:val="20"/>
-        </w:rPr>
-        <w:t>Below list the details of payment you will receive as {{ role }} assigned to the competition listed above:</w:t>
-      </w:r>
     </w:p>
     <w:p>
       <w:pPr>
-        <w:spacing w:after="0" w:line="240" w:lineRule="auto"/>
+        <w:spacing w:after="120" w:line="240" w:lineRule="auto"/>
         <w:rPr>
           <w:b/>
           <w:bCs/>
@@ -519,6 +511,14 @@
           <w:lang w:val="en-US"/>
         </w:rPr>
       </w:pPr>
+      <w:r>
+        <w:rPr>
+          <w:rFonts w:ascii="Univers" w:hAnsi="Univers"/>
+          <w:color w:val="2A2A2A"/>
+          <w:sz w:val="20"/>
+        </w:rPr>
+        <w:t>Below list the details of payment you will receive as {{ role }} assigned to the competition listed above:</w:t>
+      </w:r>
     </w:p>
     <w:p>
       <w:pPr>
@@ -532,13 +532,6 @@
           <w:lang w:val="en-US"/>
         </w:rPr>
       </w:pPr>
-      <w:r>
-        <w:rPr>
-          <w:rFonts w:ascii="Univers" w:hAnsi="Univers"/>
-          <w:color w:val="2A2A2A"/>
-        </w:rPr>
-        <w:t>{%p for fee in payment_lines %}</w:t>
-      </w:r>
     </w:p>
     <w:p>
       <w:pPr>
@@ -556,14 +549,13 @@
         <w:rPr>
           <w:rFonts w:ascii="Univers" w:hAnsi="Univers"/>
           <w:color w:val="2A2A2A"/>
-          <w:sz w:val="20"/>
-        </w:rPr>
-        <w:t>{{r fee }}</w:t>
+        </w:rPr>
+        <w:t>{%p for fee in payment_lines %}</w:t>
       </w:r>
     </w:p>
     <w:p>
       <w:pPr>
-        <w:spacing w:after="0" w:line="240" w:lineRule="auto"/>
+        <w:spacing w:after="120" w:line="240" w:lineRule="auto"/>
         <w:rPr>
           <w:b/>
           <w:bCs/>
@@ -577,8 +569,9 @@
         <w:rPr>
           <w:rFonts w:ascii="Univers" w:hAnsi="Univers"/>
           <w:color w:val="2A2A2A"/>
-        </w:rPr>
-        <w:t>{%p endfor %}</w:t>
+          <w:sz w:val="20"/>
+        </w:rPr>
+        <w:t>{{r fee }}</w:t>
       </w:r>
     </w:p>
     <w:p>
@@ -593,6 +586,13 @@
           <w:lang w:val="en-US"/>
         </w:rPr>
       </w:pPr>
+      <w:r>
+        <w:rPr>
+          <w:rFonts w:ascii="Univers" w:hAnsi="Univers"/>
+          <w:color w:val="2A2A2A"/>
+        </w:rPr>
+        <w:t>{%p endfor %}</w:t>
+      </w:r>
     </w:p>
     <w:p>
       <w:pPr>
@@ -606,6 +606,11 @@
           <w:lang w:val="en-US"/>
         </w:rPr>
       </w:pPr>
+    </w:p>
+    <w:p>
+      <w:pPr>
+        <w:spacing w:after="120"/>
+      </w:pPr>
       <w:r>
         <w:rPr>
           <w:rFonts w:ascii="Univers" w:hAnsi="Univers"/>
@@ -615,12 +620,25 @@
         <w:t>Thank you for your commitment and professionalism.</w:t>
       </w:r>
     </w:p>
+    <w:p>
+      <w:r>
+        <w:rPr>
+          <w:rFonts w:ascii="Univers" w:hAnsi="Univers"/>
+          <w:color w:val="2A2A2A"/>
+        </w:rPr>
+        <w:t>{%p for _ in signature_gap %}</w:t>
+      </w:r>
+    </w:p>
     <w:p/>
-    <w:p/>
-    <w:p/>
-    <w:p/>
-    <w:p/>
-    <w:p/>
+    <w:p>
+      <w:r>
+        <w:rPr>
+          <w:rFonts w:ascii="Univers" w:hAnsi="Univers"/>
+          <w:color w:val="2A2A2A"/>
+        </w:rPr>
+        <w:t>{%p endfor %}</w:t>
+      </w:r>
+    </w:p>
     <w:p>
       <w:pPr>
         <w:spacing w:after="0" w:line="240" w:lineRule="auto"/>
